--- a/public/fellowship/EDquity-Leader-Fellowship-Commitment-Letter.docx
+++ b/public/fellowship/EDquity-Leader-Fellowship-Commitment-Letter.docx
@@ -224,7 +224,7 @@
           <w:sz w:val="22"/>
           <w:szCs w:val="22"/>
         </w:rPr>
-        <w:t xml:space="preserve">The school will provide release time and coverage for the fellow to complete approximately 40 contact hours, including two full-day virtual institutes (September and December), six 90-minute monthly virtual seminars, and the half-day in-person Impact Expo in June, location to be determined.</w:t>
+        <w:t xml:space="preserve">The school will provide release time and coverage for the fellow to attend two full-day virtual institutes (September and December), the scheduled virtual working sessions between them, and the half-day in-person Impact Expo in June, location to be determined.</w:t>
       </w:r>
     </w:p>
     <w:p>

--- a/public/fellowship/EDquity-Leader-Fellowship-Commitment-Letter.docx
+++ b/public/fellowship/EDquity-Leader-Fellowship-Commitment-Letter.docx
@@ -309,6 +309,34 @@
           <w:szCs w:val="22"/>
         </w:rPr>
         <w:t xml:space="preserve">The school consents to the fellow presenting our campus’s anonymized fall-versus-spring improvement metrics at the Impact Expo in June 2027, and elects to present [under our school’s name / de-identified].</w:t>
+      </w:r>
+    </w:p>
+    <w:p>
+      <w:pPr>
+        <w:pStyle w:val="ListParagraph"/>
+        <w:numPr>
+          <w:ilvl w:val="0"/>
+          <w:numId w:val="2"/>
+        </w:numPr>
+        <w:spacing w:after="120" w:line="300"/>
+      </w:pPr>
+      <w:r>
+        <w:rPr>
+          <w:rFonts w:ascii="Calibri" w:cs="Calibri" w:eastAsia="Calibri" w:hAnsi="Calibri"/>
+          <w:b/>
+          <w:bCs/>
+          <w:sz w:val="22"/>
+          <w:szCs w:val="22"/>
+        </w:rPr>
+        <w:t xml:space="preserve">Completion commitment: </w:t>
+      </w:r>
+      <w:r>
+        <w:rPr>
+          <w:rFonts w:ascii="Calibri" w:cs="Calibri" w:eastAsia="Calibri" w:hAnsi="Calibri"/>
+          <w:sz w:val="22"/>
+          <w:szCs w:val="22"/>
+        </w:rPr>
+        <w:t xml:space="preserve">We understand that the seat fee is non-refundable, that the fellowship requires completion of the full program including the final impact project, and that the Certified IEP Quality Improvement Leader credential is conferred only upon completion.</w:t>
       </w:r>
     </w:p>
     <w:p>
